--- a/downloads/teacher/04 Units/Unit 04 - Environmental Design and Management - Spaces We Live In/Lesson 04.01 - Housing Needs Across the Lifespan and Types of Housing.docx
+++ b/downloads/teacher/04 Units/Unit 04 - Environmental Design and Management - Spaces We Live In/Lesson 04.01 - Housing Needs Across the Lifespan and Types of Housing.docx
@@ -250,23 +250,41 @@
       <w:r>
         <w:t xml:space="preserve">By the end of this lesson, students will be able to:</w:t>
       </w:r>
-      <w:r>
-        <w:t xml:space="preserve"> </w:t>
-      </w:r>
-      <w:r>
-        <w:t xml:space="preserve">1. (Low: remember or understand) Given the seven jobs of a home, list them from memory and give one example of each in a real home.</w:t>
-      </w:r>
-      <w:r>
-        <w:t xml:space="preserve"> </w:t>
-      </w:r>
-      <w:r>
-        <w:t xml:space="preserve">2. (Mid: apply or analyze) Given a family card (a baby, a teen, a grandparent, a wheelchair user), identify at least three housing needs that person adds and explain why.</w:t>
-      </w:r>
-      <w:r>
-        <w:t xml:space="preserve"> </w:t>
-      </w:r>
-      <w:r>
-        <w:t xml:space="preserve">3. (High: evaluate or create) Given six family cards and six home listings, match each family to the best-fit home and justify each match in one sentence using needs, not preferences.</w:t>
+    </w:p>
+    <w:p>
+      <w:pPr>
+        <w:numPr>
+          <w:ilvl w:val="0"/>
+          <w:numId w:val="1002"/>
+        </w:numPr>
+        <w:pStyle w:val="Compact"/>
+      </w:pPr>
+      <w:r>
+        <w:t xml:space="preserve">(Low: remember or understand) Given the seven jobs of a home, list them from memory and give one example of each in a real home.</w:t>
+      </w:r>
+    </w:p>
+    <w:p>
+      <w:pPr>
+        <w:numPr>
+          <w:ilvl w:val="0"/>
+          <w:numId w:val="1002"/>
+        </w:numPr>
+        <w:pStyle w:val="Compact"/>
+      </w:pPr>
+      <w:r>
+        <w:t xml:space="preserve">(Mid: apply or analyze) Given a family card (a baby, a teen, a grandparent, a wheelchair user), identify at least three housing needs that person adds and explain why.</w:t>
+      </w:r>
+    </w:p>
+    <w:p>
+      <w:pPr>
+        <w:numPr>
+          <w:ilvl w:val="0"/>
+          <w:numId w:val="1002"/>
+        </w:numPr>
+        <w:pStyle w:val="Compact"/>
+      </w:pPr>
+      <w:r>
+        <w:t xml:space="preserve">(High: evaluate or create) Given six family cards and six home listings, match each family to the best-fit home and justify each match in one sentence using needs, not preferences.</w:t>
       </w:r>
     </w:p>
     <w:p>
@@ -307,7 +325,7 @@
       <w:pPr>
         <w:numPr>
           <w:ilvl w:val="0"/>
-          <w:numId w:val="1002"/>
+          <w:numId w:val="1003"/>
         </w:numPr>
         <w:pStyle w:val="Compact"/>
       </w:pPr>
@@ -334,7 +352,7 @@
       <w:pPr>
         <w:numPr>
           <w:ilvl w:val="0"/>
-          <w:numId w:val="1002"/>
+          <w:numId w:val="1003"/>
         </w:numPr>
         <w:pStyle w:val="Compact"/>
       </w:pPr>
@@ -346,7 +364,7 @@
       <w:pPr>
         <w:numPr>
           <w:ilvl w:val="0"/>
-          <w:numId w:val="1002"/>
+          <w:numId w:val="1003"/>
         </w:numPr>
         <w:pStyle w:val="Compact"/>
       </w:pPr>
@@ -367,7 +385,7 @@
       <w:pPr>
         <w:numPr>
           <w:ilvl w:val="0"/>
-          <w:numId w:val="1002"/>
+          <w:numId w:val="1003"/>
         </w:numPr>
         <w:pStyle w:val="Compact"/>
       </w:pPr>
@@ -379,7 +397,7 @@
       <w:pPr>
         <w:numPr>
           <w:ilvl w:val="0"/>
-          <w:numId w:val="1002"/>
+          <w:numId w:val="1003"/>
         </w:numPr>
         <w:pStyle w:val="Compact"/>
       </w:pPr>
@@ -391,7 +409,7 @@
       <w:pPr>
         <w:numPr>
           <w:ilvl w:val="0"/>
-          <w:numId w:val="1002"/>
+          <w:numId w:val="1003"/>
         </w:numPr>
         <w:pStyle w:val="Compact"/>
       </w:pPr>
@@ -836,49 +854,85 @@
       <w:r>
         <w:t xml:space="preserve">Monitor understanding:</w:t>
       </w:r>
-      <w:r>
-        <w:t xml:space="preserve"> </w:t>
-      </w:r>
-      <w:r>
-        <w:t xml:space="preserve">- Which of the seven jobs is a smoke detector doing? Which job is a bedroom door doing?</w:t>
-      </w:r>
-      <w:r>
-        <w:t xml:space="preserve"> </w:t>
-      </w:r>
-      <w:r>
-        <w:t xml:space="preserve">- What is one thing a wheelchair user needs from a home that a teen usually does not?</w:t>
-      </w:r>
-      <w:r>
-        <w:t xml:space="preserve"> </w:t>
-      </w:r>
-      <w:r>
-        <w:t xml:space="preserve">- Which types of housing can be rented? Which can be owned? Which can be both?</w:t>
-      </w:r>
-    </w:p>
-    <w:p>
-      <w:pPr>
-        <w:pStyle w:val="BodyText"/>
+    </w:p>
+    <w:p>
+      <w:pPr>
+        <w:numPr>
+          <w:ilvl w:val="0"/>
+          <w:numId w:val="1004"/>
+        </w:numPr>
+        <w:pStyle w:val="Compact"/>
+      </w:pPr>
+      <w:r>
+        <w:t xml:space="preserve">Which of the seven jobs is a smoke detector doing? Which job is a bedroom door doing?</w:t>
+      </w:r>
+    </w:p>
+    <w:p>
+      <w:pPr>
+        <w:numPr>
+          <w:ilvl w:val="0"/>
+          <w:numId w:val="1004"/>
+        </w:numPr>
+        <w:pStyle w:val="Compact"/>
+      </w:pPr>
+      <w:r>
+        <w:t xml:space="preserve">What is one thing a wheelchair user needs from a home that a teen usually does not?</w:t>
+      </w:r>
+    </w:p>
+    <w:p>
+      <w:pPr>
+        <w:numPr>
+          <w:ilvl w:val="0"/>
+          <w:numId w:val="1004"/>
+        </w:numPr>
+        <w:pStyle w:val="Compact"/>
+      </w:pPr>
+      <w:r>
+        <w:t xml:space="preserve">Which types of housing can be rented? Which can be owned? Which can be both?</w:t>
+      </w:r>
+    </w:p>
+    <w:p>
+      <w:pPr>
+        <w:pStyle w:val="FirstParagraph"/>
       </w:pPr>
       <w:r>
         <w:t xml:space="preserve">Deepen learning:</w:t>
       </w:r>
-      <w:r>
-        <w:t xml:space="preserve"> </w:t>
-      </w:r>
-      <w:r>
-        <w:t xml:space="preserve">- The state says your school and your neighborhood are part of your living space. What does the school do for you that your home cannot? What does your home do that the school cannot?</w:t>
-      </w:r>
-      <w:r>
-        <w:t xml:space="preserve"> </w:t>
-      </w:r>
-      <w:r>
-        <w:t xml:space="preserve">- The grandparent card and the wheelchair user card had some of the same needs. Why would a builder design every home for those needs, even when nobody in the family needs them today?</w:t>
-      </w:r>
-      <w:r>
-        <w:t xml:space="preserve"> </w:t>
-      </w:r>
-      <w:r>
-        <w:t xml:space="preserve">- If a family can only afford rent, is their home doing its seven jobs any less? Which jobs does money change, and which does it not?</w:t>
+    </w:p>
+    <w:p>
+      <w:pPr>
+        <w:numPr>
+          <w:ilvl w:val="0"/>
+          <w:numId w:val="1005"/>
+        </w:numPr>
+        <w:pStyle w:val="Compact"/>
+      </w:pPr>
+      <w:r>
+        <w:t xml:space="preserve">The state says your school and your neighborhood are part of your living space. What does the school do for you that your home cannot? What does your home do that the school cannot?</w:t>
+      </w:r>
+    </w:p>
+    <w:p>
+      <w:pPr>
+        <w:numPr>
+          <w:ilvl w:val="0"/>
+          <w:numId w:val="1005"/>
+        </w:numPr>
+        <w:pStyle w:val="Compact"/>
+      </w:pPr>
+      <w:r>
+        <w:t xml:space="preserve">The grandparent card and the wheelchair user card had some of the same needs. Why would a builder design every home for those needs, even when nobody in the family needs them today?</w:t>
+      </w:r>
+    </w:p>
+    <w:p>
+      <w:pPr>
+        <w:numPr>
+          <w:ilvl w:val="0"/>
+          <w:numId w:val="1005"/>
+        </w:numPr>
+        <w:pStyle w:val="Compact"/>
+      </w:pPr>
+      <w:r>
+        <w:t xml:space="preserve">If a family can only afford rent, is their home doing its seven jobs any less? Which jobs does money change, and which does it not?</w:t>
       </w:r>
     </w:p>
     <w:p>
@@ -1045,7 +1099,7 @@
       <w:pPr>
         <w:numPr>
           <w:ilvl w:val="0"/>
-          <w:numId w:val="1003"/>
+          <w:numId w:val="1006"/>
         </w:numPr>
         <w:pStyle w:val="Compact"/>
       </w:pPr>
@@ -1107,7 +1161,7 @@
       <w:pPr>
         <w:numPr>
           <w:ilvl w:val="0"/>
-          <w:numId w:val="1003"/>
+          <w:numId w:val="1006"/>
         </w:numPr>
         <w:pStyle w:val="Compact"/>
       </w:pPr>
@@ -1119,7 +1173,7 @@
       <w:pPr>
         <w:numPr>
           <w:ilvl w:val="0"/>
-          <w:numId w:val="1003"/>
+          <w:numId w:val="1006"/>
         </w:numPr>
         <w:pStyle w:val="Compact"/>
       </w:pPr>
@@ -1131,7 +1185,7 @@
       <w:pPr>
         <w:numPr>
           <w:ilvl w:val="0"/>
-          <w:numId w:val="1003"/>
+          <w:numId w:val="1006"/>
         </w:numPr>
         <w:pStyle w:val="Compact"/>
       </w:pPr>
@@ -1143,7 +1197,7 @@
       <w:pPr>
         <w:numPr>
           <w:ilvl w:val="0"/>
-          <w:numId w:val="1003"/>
+          <w:numId w:val="1006"/>
         </w:numPr>
         <w:pStyle w:val="Compact"/>
       </w:pPr>
@@ -1155,7 +1209,7 @@
       <w:pPr>
         <w:numPr>
           <w:ilvl w:val="0"/>
-          <w:numId w:val="1003"/>
+          <w:numId w:val="1006"/>
         </w:numPr>
         <w:pStyle w:val="Compact"/>
       </w:pPr>
@@ -1494,7 +1548,7 @@
       <w:pPr>
         <w:numPr>
           <w:ilvl w:val="0"/>
-          <w:numId w:val="1004"/>
+          <w:numId w:val="1007"/>
         </w:numPr>
         <w:pStyle w:val="Compact"/>
       </w:pPr>
@@ -1518,7 +1572,7 @@
       <w:pPr>
         <w:numPr>
           <w:ilvl w:val="0"/>
-          <w:numId w:val="1004"/>
+          <w:numId w:val="1007"/>
         </w:numPr>
         <w:pStyle w:val="Compact"/>
       </w:pPr>
@@ -1542,7 +1596,7 @@
       <w:pPr>
         <w:numPr>
           <w:ilvl w:val="0"/>
-          <w:numId w:val="1004"/>
+          <w:numId w:val="1007"/>
         </w:numPr>
         <w:pStyle w:val="Compact"/>
       </w:pPr>
@@ -1566,7 +1620,7 @@
       <w:pPr>
         <w:numPr>
           <w:ilvl w:val="0"/>
-          <w:numId w:val="1004"/>
+          <w:numId w:val="1007"/>
         </w:numPr>
         <w:pStyle w:val="Compact"/>
       </w:pPr>
@@ -1590,7 +1644,7 @@
       <w:pPr>
         <w:numPr>
           <w:ilvl w:val="0"/>
-          <w:numId w:val="1004"/>
+          <w:numId w:val="1007"/>
         </w:numPr>
         <w:pStyle w:val="Compact"/>
       </w:pPr>
@@ -1648,7 +1702,7 @@
       <w:pPr>
         <w:numPr>
           <w:ilvl w:val="0"/>
-          <w:numId w:val="1005"/>
+          <w:numId w:val="1008"/>
         </w:numPr>
         <w:pStyle w:val="Compact"/>
       </w:pPr>
@@ -1660,7 +1714,7 @@
       <w:pPr>
         <w:numPr>
           <w:ilvl w:val="0"/>
-          <w:numId w:val="1005"/>
+          <w:numId w:val="1008"/>
         </w:numPr>
         <w:pStyle w:val="Compact"/>
       </w:pPr>
@@ -1684,7 +1738,7 @@
       <w:pPr>
         <w:numPr>
           <w:ilvl w:val="0"/>
-          <w:numId w:val="1005"/>
+          <w:numId w:val="1008"/>
         </w:numPr>
         <w:pStyle w:val="Compact"/>
       </w:pPr>
@@ -1696,7 +1750,7 @@
       <w:pPr>
         <w:numPr>
           <w:ilvl w:val="0"/>
-          <w:numId w:val="1005"/>
+          <w:numId w:val="1008"/>
         </w:numPr>
         <w:pStyle w:val="Compact"/>
       </w:pPr>
@@ -1744,7 +1798,7 @@
       <w:pPr>
         <w:numPr>
           <w:ilvl w:val="0"/>
-          <w:numId w:val="1005"/>
+          <w:numId w:val="1008"/>
         </w:numPr>
         <w:pStyle w:val="Compact"/>
       </w:pPr>
@@ -2040,6 +2094,118 @@
       </w:pPr>
     </w:lvl>
   </w:abstractNum>
+  <w:abstractNum w:abstractNumId="99411">
+    <w:nsid w:val="71315dca"/>
+    <w:multiLevelType w:val="multilevel"/>
+    <w:lvl w:ilvl="0">
+      <w:start w:val="1"/>
+      <w:numFmt w:val="decimal"/>
+      <w:lvlText w:val="%1."/>
+      <w:lvlJc w:val="left"/>
+      <w:pPr>
+        <w:tabs>
+          <w:tab w:val="num" w:pos="0"/>
+        </w:tabs>
+        <w:ind w:left="480" w:hanging="480"/>
+      </w:pPr>
+    </w:lvl>
+    <w:lvl w:ilvl="1">
+      <w:start w:val="1"/>
+      <w:numFmt w:val="decimal"/>
+      <w:lvlText w:val="%2."/>
+      <w:lvlJc w:val="left"/>
+      <w:pPr>
+        <w:tabs>
+          <w:tab w:val="num" w:pos="720"/>
+        </w:tabs>
+        <w:ind w:left="1200" w:hanging="480"/>
+      </w:pPr>
+    </w:lvl>
+    <w:lvl w:ilvl="2">
+      <w:start w:val="1"/>
+      <w:numFmt w:val="decimal"/>
+      <w:lvlText w:val="%3."/>
+      <w:lvlJc w:val="left"/>
+      <w:pPr>
+        <w:tabs>
+          <w:tab w:val="num" w:pos="1440"/>
+        </w:tabs>
+        <w:ind w:left="1920" w:hanging="480"/>
+      </w:pPr>
+    </w:lvl>
+    <w:lvl w:ilvl="3">
+      <w:start w:val="1"/>
+      <w:numFmt w:val="decimal"/>
+      <w:lvlText w:val="%4."/>
+      <w:lvlJc w:val="left"/>
+      <w:pPr>
+        <w:tabs>
+          <w:tab w:val="num" w:pos="2160"/>
+        </w:tabs>
+        <w:ind w:left="2640" w:hanging="480"/>
+      </w:pPr>
+    </w:lvl>
+    <w:lvl w:ilvl="4">
+      <w:start w:val="1"/>
+      <w:numFmt w:val="decimal"/>
+      <w:lvlText w:val="%5."/>
+      <w:lvlJc w:val="left"/>
+      <w:pPr>
+        <w:tabs>
+          <w:tab w:val="num" w:pos="2880"/>
+        </w:tabs>
+        <w:ind w:left="3360" w:hanging="480"/>
+      </w:pPr>
+    </w:lvl>
+    <w:lvl w:ilvl="5">
+      <w:start w:val="1"/>
+      <w:numFmt w:val="decimal"/>
+      <w:lvlText w:val="%6."/>
+      <w:lvlJc w:val="left"/>
+      <w:pPr>
+        <w:tabs>
+          <w:tab w:val="num" w:pos="3600"/>
+        </w:tabs>
+        <w:ind w:left="4080" w:hanging="480"/>
+      </w:pPr>
+    </w:lvl>
+    <w:lvl w:ilvl="6">
+      <w:start w:val="1"/>
+      <w:numFmt w:val="decimal"/>
+      <w:lvlText w:val="%7."/>
+      <w:lvlJc w:val="left"/>
+      <w:pPr>
+        <w:tabs>
+          <w:tab w:val="num" w:pos="4320"/>
+        </w:tabs>
+        <w:ind w:left="4800" w:hanging="480"/>
+      </w:pPr>
+    </w:lvl>
+    <w:lvl w:ilvl="7">
+      <w:start w:val="1"/>
+      <w:numFmt w:val="decimal"/>
+      <w:lvlText w:val="%8."/>
+      <w:lvlJc w:val="left"/>
+      <w:pPr>
+        <w:tabs>
+          <w:tab w:val="num" w:pos="5040"/>
+        </w:tabs>
+        <w:ind w:left="5520" w:hanging="480"/>
+      </w:pPr>
+    </w:lvl>
+    <w:lvl w:ilvl="8">
+      <w:start w:val="1"/>
+      <w:numFmt w:val="decimal"/>
+      <w:lvlText w:val="%9."/>
+      <w:lvlJc w:val="left"/>
+      <w:pPr>
+        <w:tabs>
+          <w:tab w:val="num" w:pos="5760"/>
+        </w:tabs>
+        <w:ind w:left="6240" w:hanging="480"/>
+      </w:pPr>
+    </w:lvl>
+  </w:abstractNum>
   <w:num w:numId="1000">
     <w:abstractNumId w:val="990"/>
   </w:num>
@@ -2047,7 +2213,34 @@
     <w:abstractNumId w:val="991"/>
   </w:num>
   <w:num w:numId="1002">
-    <w:abstractNumId w:val="991"/>
+    <w:abstractNumId w:val="99411"/>
+    <w:lvlOverride w:ilvl="0">
+      <w:startOverride w:val="1"/>
+    </w:lvlOverride>
+    <w:lvlOverride w:ilvl="1">
+      <w:startOverride w:val="1"/>
+    </w:lvlOverride>
+    <w:lvlOverride w:ilvl="2">
+      <w:startOverride w:val="1"/>
+    </w:lvlOverride>
+    <w:lvlOverride w:ilvl="3">
+      <w:startOverride w:val="1"/>
+    </w:lvlOverride>
+    <w:lvlOverride w:ilvl="4">
+      <w:startOverride w:val="1"/>
+    </w:lvlOverride>
+    <w:lvlOverride w:ilvl="5">
+      <w:startOverride w:val="1"/>
+    </w:lvlOverride>
+    <w:lvlOverride w:ilvl="6">
+      <w:startOverride w:val="1"/>
+    </w:lvlOverride>
+    <w:lvlOverride w:ilvl="7">
+      <w:startOverride w:val="1"/>
+    </w:lvlOverride>
+    <w:lvlOverride w:ilvl="8">
+      <w:startOverride w:val="1"/>
+    </w:lvlOverride>
   </w:num>
   <w:num w:numId="1003">
     <w:abstractNumId w:val="991"/>
@@ -2056,6 +2249,15 @@
     <w:abstractNumId w:val="991"/>
   </w:num>
   <w:num w:numId="1005">
+    <w:abstractNumId w:val="991"/>
+  </w:num>
+  <w:num w:numId="1006">
+    <w:abstractNumId w:val="991"/>
+  </w:num>
+  <w:num w:numId="1007">
+    <w:abstractNumId w:val="991"/>
+  </w:num>
+  <w:num w:numId="1008">
     <w:abstractNumId w:val="991"/>
   </w:num>
 </w:numbering>

--- a/downloads/teacher/04 Units/Unit 04 - Environmental Design and Management - Spaces We Live In/Lesson 04.01 - Housing Needs Across the Lifespan and Types of Housing.docx
+++ b/downloads/teacher/04 Units/Unit 04 - Environmental Design and Management - Spaces We Live In/Lesson 04.01 - Housing Needs Across the Lifespan and Types of Housing.docx
@@ -1524,15 +1524,6 @@
       <w:r>
         <w:t xml:space="preserve">Social studies: the types of housing map onto how a neighborhood is zoned; the social studies teacher can show a zoning map of the town in exchange for FACS students bringing the seven-jobs list to a lesson on community. Community: a local housing counselor or a realtor for a five-minute visit during Lesson 4.16 (careers) to answer the rent-versus-own questions students wrote today.</w:t>
       </w:r>
-      <w:r>
-        <w:t xml:space="preserve"> </w:t>
-      </w:r>
-      <w:r>
-        <w:rPr>
-          <w:rStyle w:val="TeacherNote"/>
-        </w:rPr>
-        <w:t xml:space="preserve">[Sal: a local partner if you have one.]</w:t>
-      </w:r>
     </w:p>
     <w:p>
       <w:pPr>
@@ -1649,7 +1640,7 @@
         <w:pStyle w:val="Compact"/>
       </w:pPr>
       <w:r>
-        <w:t xml:space="preserve">Sal’s own materials: the</w:t>
+        <w:t xml:space="preserve">My own materials: my</w:t>
       </w:r>
       <w:r>
         <w:t xml:space="preserve"> </w:t>
@@ -1667,7 +1658,7 @@
         <w:t xml:space="preserve"> </w:t>
       </w:r>
       <w:r>
-        <w:t xml:space="preserve">Brentwood packet (Unit_1_Interior_Design) supplied the</w:t>
+        <w:t xml:space="preserve">packet supplied the</w:t>
       </w:r>
       <w:r>
         <w:t xml:space="preserve"> </w:t>
@@ -1792,21 +1783,6 @@
       </w:r>
       <w:r>
         <w:t xml:space="preserve">for that reason. Do not ask anyone to describe where they live.</w:t>
-      </w:r>
-    </w:p>
-    <w:p>
-      <w:pPr>
-        <w:numPr>
-          <w:ilvl w:val="0"/>
-          <w:numId w:val="1008"/>
-        </w:numPr>
-        <w:pStyle w:val="Compact"/>
-      </w:pPr>
-      <w:r>
-        <w:rPr>
-          <w:rStyle w:val="TeacherNote"/>
-        </w:rPr>
-        <w:t xml:space="preserve">[Sal: if your class is mostly one housing type, add a seventh listing that looks like their neighborhood so the task is not all about somewhere else.]</w:t>
       </w:r>
     </w:p>
     <w:sectPr>
